--- a/河北省财经行业产教融合共同体典型案例征集通知/案例输出/高职专科-石家庄邮电职业技术学院-真题真做数智赋能AI财税知识库驱动的产教融合闭环育人实践.docx
+++ b/河北省财经行业产教融合共同体典型案例征集通知/案例输出/高职专科-石家庄邮电职业技术学院-真题真做数智赋能AI财税知识库驱动的产教融合闭环育人实践.docx
@@ -147,7 +147,7 @@
                 <w:b w:val="0"/>
                 <w:sz w:val="28"/>
               </w:rPr>
-              <w:t>数智化财经人才培养模式改革案例</w:t>
+              <w:t>院校层面——数智化财经人才培养模式改革案例</w:t>
             </w:r>
           </w:p>
         </w:tc>
@@ -315,7 +315,7 @@
                 <w:b w:val="0"/>
                 <w:sz w:val="28"/>
               </w:rPr>
-              <w:t>薛辉</w:t>
+              <w:t xml:space="preserve">薛辉　　　　　　　　</w:t>
             </w:r>
           </w:p>
         </w:tc>
@@ -405,7 +405,7 @@
           <w:b w:val="0"/>
           <w:sz w:val="32"/>
         </w:rPr>
-        <w:t>一、案例背景</w:t>
+        <w:t>一、案例背景与问题</w:t>
       </w:r>
     </w:p>
     <w:p>
@@ -435,7 +435,22 @@
           <w:b w:val="0"/>
           <w:sz w:val="32"/>
         </w:rPr>
-        <w:t>企业端同样存在痛点。河北企富财税管理有限公司服务中小微企业、农村集体经济组织、公立医院及行政事业单位，高频咨询涉及小规模纳税人免税、"六税两费"减免、医保待遇测算、政府采购合规等，要求一线人员答复"快、准、可追溯"。58号令将"政策掌握的准确性、可追溯性"变为合规义务，知识库成为必备基础设施；但企业"知道该做、却没人做、也不会做"，历年政策文件散落在员工电脑中，版本混杂、缺乏分类。基于此，学院以2026年暑期教师企业实践为纽带，选派教师赴企富财税开展42天实践（2026年7月15日—8月25日），以搭建AI财税知识库为切入点，着力打通"企业真问题—教师真参与—学生真实践—成果真交付"的育人链条。</w:t>
+        <w:t>企业端同样存在痛点。河北企富财税管理有限公司服务中小微企业、农村集体经济组织、公立医院及行政事业单位，高频咨询涉及小规模纳税人免税、"六税两费"减免、医保待遇测算、政府采购合规等，要求一线人员答复"快、准、可追溯"。58号令将"政策掌握的准确性、可追溯性"变为合规义务，知识库成为必备基础设施；但企业"知道该做、却没人做、也不会做"，历年政策文件散落在员工电脑中，版本混杂、缺乏分类，具体表现为五类突出问题：政策版本并存导致失效文件识别成本高（如石家庄职工医保2017/2019/2024三版办法同时存在）；同一政策存在多副本导致检索噪声大；省市两级政策层级交叉必须配套引用；政策更新缺乏常态化机制；业务台账数据管理规范有待细化。</w:t>
+      </w:r>
+    </w:p>
+    <w:p>
+      <w:pPr>
+        <w:spacing w:line="560" w:lineRule="exact"/>
+        <w:ind w:firstLine="640"/>
+        <w:jc w:val="both"/>
+      </w:pPr>
+      <w:r>
+        <w:rPr>
+          <w:rFonts w:ascii="Times New Roman" w:hAnsi="Times New Roman" w:eastAsia="仿宋_GB2312"/>
+          <w:b w:val="0"/>
+          <w:sz w:val="32"/>
+        </w:rPr>
+        <w:t>基于上述背景与问题，学院依托河北省财经行业产教融合共同体平台，以2026年暑期教师企业实践为纽带，选派会计学院教师薛辉赴企富财税开展42天实践（2026年7月15日—8月25日），以搭建AI财税知识库为切入点，着力打通"企业真问题—教师真参与—学生真实践—成果真交付"的育人链条。</w:t>
       </w:r>
     </w:p>
     <w:p>
@@ -476,7 +491,7 @@
           <w:b w:val="0"/>
           <w:sz w:val="32"/>
         </w:rPr>
-        <w:t>实践团队综合运用实地走访、岗位跟岗与座谈访谈、资料归集清洗、知识库搭建标注四种方式摸清企业痛点，走访代理记账、涉税服务、企业管家三条业务线，与企业负责人、审计部、会计部业务骨干进行多轮座谈（见图1、图2），梳理出五类突出问题：政策版本并存导致失效文件识别成本高（如石家庄职工医保2017/2019/2024三版办法同时存在）；同一政策存在多副本导致检索噪声大；省市两级政策层级交叉必须配套引用；政策更新缺乏常态化机制；业务台账数据管理规范有待细化。上述"问题清单"成为知识库建设的起点，也为毕业设计选题提供了真实来源。</w:t>
+        <w:t>实践团队综合运用实地走访、岗位跟岗与座谈访谈、资料归集清洗、知识库搭建标注四种方式摸清企业痛点，走访代理记账、涉税服务、企业管家三条业务线，与企业负责人、审计部、会计部业务骨干进行多轮座谈（见图1、图2），逐条核实企业现存的五类问题，形成"问题—任务—交付物"对应清单，为后续知识库建设和毕业设计选题提供真实依据。</w:t>
       </w:r>
     </w:p>
     <w:p>
@@ -731,7 +746,7 @@
           <w:b w:val="0"/>
           <w:sz w:val="32"/>
         </w:rPr>
-        <w:t>为评估知识库可用性与可靠性，实践团队组织两轮系统测试：10月25日首轮5题"抗诱导/防编造"测试，10月28日第二轮15题深度测试，覆盖同题稳定性、引文溯源、跨文档召回、召回截断、多层规则叠加（医保县域次均+三重保障+透析核查）、版本识别（《会计法》2017vs2024版罚款上限）、多轮上下文记忆等维度。测试显示知识库在单点细节检索与错误前提识别方面表现良好（见图4），能准确引用条款并给出结构化答复。</w:t>
+        <w:t>为评估知识库可用性与可靠性，实践团队组织两轮系统测试：10月25日首轮5题"抗诱导/防编造"测试，10月28日第二轮15题深度测试，覆盖同题稳定性、引文溯源、跨文档召回、召回截断、多层规则叠加（医保县域次均+三重保障+透析核查）、版本识别（《会计法》2017版vs2024版罚款上限）、多轮上下文记忆等维度。测试显示知识库在单点细节检索与错误前提识别方面表现良好（见图4），能准确引用条款并给出结构化答复。</w:t>
       </w:r>
     </w:p>
     <w:p>
@@ -938,7 +953,7 @@
           <w:b w:val="0"/>
           <w:sz w:val="32"/>
         </w:rPr>
-        <w:t>（三）教师端与协同端：能力提升与格局形成</w:t>
+        <w:t>（三）教师端：实务与教学能力双向提升</w:t>
       </w:r>
     </w:p>
     <w:p>
@@ -953,20 +968,7 @@
           <w:b w:val="0"/>
           <w:sz w:val="32"/>
         </w:rPr>
-        <w:t>教师在政策应用、数智工具运用、企业业务诊断三方面获实质性提升，"提标准—对方认领—节点验收"工作法引入课堂，推动教师向"项目组织者、标准制定者、成果验收者"转变。学校与河北企富财税、新道科技、河北云匙科技形成"政策+流程+系统"三方协同育人格局，横向课题、社会培训、实习就业等合作空间已打开，方法论可向共同体成员单位推广。</w:t>
-      </w:r>
-    </w:p>
-    <w:p>
-      <w:pPr>
-        <w:spacing w:line="560" w:lineRule="exact"/>
-      </w:pPr>
-      <w:r>
-        <w:rPr>
-          <w:rFonts w:ascii="Times New Roman" w:hAnsi="Times New Roman" w:eastAsia="黑体"/>
-          <w:b w:val="0"/>
-          <w:sz w:val="32"/>
-        </w:rPr>
-        <w:t>四、问题与展望</w:t>
+        <w:t>参与教师在政策应用、数智工具运用、企业业务诊断三方面获实质性提升，"提标准—对方认领—节点验收"工作法引入课堂，推动教师由"知识讲授者"向"项目组织者、标准制定者、成果验收者"转变。</w:t>
       </w:r>
     </w:p>
     <w:p>
@@ -979,7 +981,7 @@
           <w:b w:val="0"/>
           <w:sz w:val="32"/>
         </w:rPr>
-        <w:t>（一）存在的不足</w:t>
+        <w:t>（四）协同端：形成"一库三翼"校企协同格局</w:t>
       </w:r>
     </w:p>
     <w:p>
@@ -994,7 +996,20 @@
           <w:b w:val="0"/>
           <w:sz w:val="32"/>
         </w:rPr>
-        <w:t>一是版本管理尚未闭环，多版本并存、失效文件状态字段待学生毕设补全；二是常态化更新机制未建立，尚未形成企业专人按季巡检、学生接力维护的长效分工；三是AI检索稳定性待提升，两轮测试暴露的召回漂移、引文溯源失败等问题需通过精细打标与问答对训练改善；四是场景化政策包尚在推进中，"文件仓库"到"作业支撑系统"仍需持续投入；五是首期毕设仅覆盖一个小组，学生参与规模有待扩大。</w:t>
+        <w:t>学校与河北企富财税（政策知识库侧）、新道科技（数智财务应用侧）、河北云匙科技（ERP实施侧）形成"政策+流程+系统"三方协同育人格局，横向课题、社会培训、学生实习就业等合作空间已打开，方法论具备向共同体成员单位中小微企业推广复制的条件。</w:t>
+      </w:r>
+    </w:p>
+    <w:p>
+      <w:pPr>
+        <w:spacing w:line="560" w:lineRule="exact"/>
+      </w:pPr>
+      <w:r>
+        <w:rPr>
+          <w:rFonts w:ascii="Times New Roman" w:hAnsi="Times New Roman" w:eastAsia="黑体"/>
+          <w:b w:val="0"/>
+          <w:sz w:val="32"/>
+        </w:rPr>
+        <w:t>四、经验启示</w:t>
       </w:r>
     </w:p>
     <w:p>
@@ -1007,7 +1022,7 @@
           <w:b w:val="0"/>
           <w:sz w:val="32"/>
         </w:rPr>
-        <w:t>（二）下一步计划</w:t>
+        <w:t>（一）企业真问题是产教融合的最佳入口</w:t>
       </w:r>
     </w:p>
     <w:p>
@@ -1022,7 +1037,20 @@
           <w:b w:val="0"/>
           <w:sz w:val="32"/>
         </w:rPr>
-        <w:t>一是完成知识库二期建设，结合2027届毕业设计完成剩余约177篇文档逐篇打标，建立生命周期标识与版本去重机制，打通两部门资料库建成统一检索平台；二是建立"校企共维"长效机制，签订共维协议，将知识库维护纳入认知实习、跟岗实习、毕设递进式任务体系，实现"一届带一届、知识库持续保鲜"；三是深化课程与教材转化，完成案例库与活页式、工作手册式教材成稿，开设"AI知识库+合规分析"实训模块；四是推动与企富财税正式签订校企合作协议、挂牌实习实训基地；五是向共同体成员单位推广"教师下企业—带回真课题—学生做真题—成果回企业"的闭环模式，依托年会与案例集分享推广。</w:t>
+        <w:t>中小微企业"知道该做、却没人做、也不会做"的合规痛点，恰是职业教育可介入的价值空间。教师下企业不能停留在参观走访层面，而要以可交付的真实成果（如知识库、合规分析报告）换取企业开放真实业务场景，形成"以服务换场景、以成果换信任"的校企合作逻辑。</w:t>
+      </w:r>
+    </w:p>
+    <w:p>
+      <w:pPr>
+        <w:spacing w:line="560" w:lineRule="exact"/>
+      </w:pPr>
+      <w:r>
+        <w:rPr>
+          <w:rFonts w:ascii="Times New Roman" w:hAnsi="Times New Roman" w:eastAsia="楷体_GB2312"/>
+          <w:b w:val="0"/>
+          <w:sz w:val="32"/>
+        </w:rPr>
+        <w:t>（二）AI工具是"教"与"产"之间的新桥梁</w:t>
       </w:r>
     </w:p>
     <w:p>
@@ -1037,13 +1065,27 @@
           <w:b w:val="0"/>
           <w:sz w:val="32"/>
         </w:rPr>
-        <w:t>数智化时代的财经职业教育，必须让学生"在真实业务中使用真实工具解决真实问题"。本案例通过一个AI财税知识库的搭建与教学转化，初步验证了"企业真问题即教学真课题、AI工具即学习新工具、企业验收即评价新标准"的产教融合闭环可行性，为河北省财经行业产教融合共同体深化数智化财经人才培养模式改革提供了可参考、可复制的实践样本。</w:t>
+        <w:t>AI知识库既是企业降本增效的合规基础设施，也是学生数智化能力训练的真实工具。AI做不到、做不好的环节（版本比对、规则叠加推理、失效条款识别）恰恰是人类学生的价值所在，教学设计不应回避AI、也不应神化AI，而应"用AI所长、补AI所短"，让学生在与AI协作中形成不可替代的职业判断力。</w:t>
       </w:r>
     </w:p>
-    <w:p/>
     <w:p>
       <w:pPr>
-        <w:jc w:val="right"/>
+        <w:spacing w:line="560" w:lineRule="exact"/>
+      </w:pPr>
+      <w:r>
+        <w:rPr>
+          <w:rFonts w:ascii="Times New Roman" w:hAnsi="Times New Roman" w:eastAsia="楷体_GB2312"/>
+          <w:b w:val="0"/>
+          <w:sz w:val="32"/>
+        </w:rPr>
+        <w:t>（三）闭环交付是防止校企合作"浮在表面"的关键</w:t>
+      </w:r>
+    </w:p>
+    <w:p>
+      <w:pPr>
+        <w:spacing w:line="560" w:lineRule="exact"/>
+        <w:ind w:firstLine="640"/>
+        <w:jc w:val="both"/>
       </w:pPr>
       <w:r>
         <w:rPr>
@@ -1051,12 +1093,27 @@
           <w:b w:val="0"/>
           <w:sz w:val="32"/>
         </w:rPr>
-        <w:t>石家庄邮电职业技术学院</w:t>
+        <w:t>一期整理任务以"使用说明书"形式发出未能落地、二期改用"提标准—对方认领—节点验收"后明显改善，这一经验提示我们：无论是面向企业还是面向学生，任务布置都必须明确交付物、验收标准、责任人和时间节点，"知道了"不等于"做到了"，闭环思维应同时贯穿企业服务与课堂教学设计。</w:t>
       </w:r>
     </w:p>
     <w:p>
       <w:pPr>
-        <w:jc w:val="right"/>
+        <w:spacing w:line="560" w:lineRule="exact"/>
+      </w:pPr>
+      <w:r>
+        <w:rPr>
+          <w:rFonts w:ascii="Times New Roman" w:hAnsi="Times New Roman" w:eastAsia="楷体_GB2312"/>
+          <w:b w:val="0"/>
+          <w:sz w:val="32"/>
+        </w:rPr>
+        <w:t>（四）真题真做是检验教学质量的最终标准</w:t>
+      </w:r>
+    </w:p>
+    <w:p>
+      <w:pPr>
+        <w:spacing w:line="560" w:lineRule="exact"/>
+        <w:ind w:firstLine="640"/>
+        <w:jc w:val="both"/>
       </w:pPr>
       <w:r>
         <w:rPr>
@@ -1064,7 +1121,76 @@
           <w:b w:val="0"/>
           <w:sz w:val="32"/>
         </w:rPr>
-        <w:t>2026年10月</w:t>
+        <w:t>把企业真问题搬进课堂、把课堂成果送回企业，由企业出具验收证明作为学生评价依据，这一评价方式跳出了"教师自圆其说"的传统评分模式，让教学质量接受真实业务检验。可复制的关键在于将企业任务进行教学化拆解，形成学生可胜任、企业可验收、学校可管理的"真题包"，实现企业获益、学生成长、教师提升、学校提质的多方共赢。</w:t>
+      </w:r>
+    </w:p>
+    <w:p>
+      <w:pPr>
+        <w:spacing w:line="560" w:lineRule="exact"/>
+      </w:pPr>
+      <w:r>
+        <w:rPr>
+          <w:rFonts w:ascii="Times New Roman" w:hAnsi="Times New Roman" w:eastAsia="黑体"/>
+          <w:b w:val="0"/>
+          <w:sz w:val="32"/>
+        </w:rPr>
+        <w:t>五、问题与展望</w:t>
+      </w:r>
+    </w:p>
+    <w:p>
+      <w:pPr>
+        <w:spacing w:line="560" w:lineRule="exact"/>
+      </w:pPr>
+      <w:r>
+        <w:rPr>
+          <w:rFonts w:ascii="Times New Roman" w:hAnsi="Times New Roman" w:eastAsia="楷体_GB2312"/>
+          <w:b w:val="0"/>
+          <w:sz w:val="32"/>
+        </w:rPr>
+        <w:t>（一）存在的困难与不足</w:t>
+      </w:r>
+    </w:p>
+    <w:p>
+      <w:pPr>
+        <w:spacing w:line="560" w:lineRule="exact"/>
+        <w:ind w:firstLine="640"/>
+        <w:jc w:val="both"/>
+      </w:pPr>
+      <w:r>
+        <w:rPr>
+          <w:rFonts w:ascii="Times New Roman" w:hAnsi="Times New Roman" w:eastAsia="仿宋_GB2312"/>
+          <w:b w:val="0"/>
+          <w:sz w:val="32"/>
+        </w:rPr>
+        <w:t>一是版本管理尚未闭环，多版本并存、失效文件状态字段待学生毕设阶段补全；二是常态化更新机制未建立，尚未形成企业专人按季巡检、学生接力维护的长效分工；三是AI检索稳定性待提升，两轮测试暴露的召回漂移、引文溯源失败、跨文档噪声等问题需通过精细打标与问答对训练改善；四是场景化政策包尚在推进中，"文件仓库"到"作业支撑系统"的升级仍需一个学期的持续工作；五是首期毕设仅覆盖一个小组（3—5名学生），与651篇知识库持续维护、场景包组装、合规分析辅助等真实工作量相比，参与学生规模有待扩大。</w:t>
+      </w:r>
+    </w:p>
+    <w:p>
+      <w:pPr>
+        <w:spacing w:line="560" w:lineRule="exact"/>
+      </w:pPr>
+      <w:r>
+        <w:rPr>
+          <w:rFonts w:ascii="Times New Roman" w:hAnsi="Times New Roman" w:eastAsia="楷体_GB2312"/>
+          <w:b w:val="0"/>
+          <w:sz w:val="32"/>
+        </w:rPr>
+        <w:t>（二）改进思路与下一步计划</w:t>
+      </w:r>
+    </w:p>
+    <w:p>
+      <w:pPr>
+        <w:spacing w:line="560" w:lineRule="exact"/>
+        <w:ind w:firstLine="640"/>
+        <w:jc w:val="both"/>
+      </w:pPr>
+      <w:r>
+        <w:rPr>
+          <w:rFonts w:ascii="Times New Roman" w:hAnsi="Times New Roman" w:eastAsia="仿宋_GB2312"/>
+          <w:b w:val="0"/>
+          <w:sz w:val="32"/>
+        </w:rPr>
+        <w:t>一是完成知识库二期建设，结合2027届毕业设计完成剩余约177篇文档逐篇打标，建立政策生命周期标识与版本去重机制，打通两部门资料库建成统一检索平台；二是签订"校企共维"协议，将知识库维护纳入认知实习、跟岗实习、毕业设计递进式任务体系，实现"一届带一届、知识库持续保鲜"；三是深化课程与教材转化，完成案例库与活页式、工作手册式教材成稿，在相关课程中开设"AI知识库+合规分析"实训模块；四是推动与企富财税正式签订校企合作协议、挂牌实习实训基地，拓展横向技术服务与员工继续教育合作；五是向共同体成员单位推广"教师下企业—带回真课题—学生做真题—成果回企业"的闭环模式，依托年会与案例集平台分享推广。</w:t>
       </w:r>
     </w:p>
     <w:sectPr>
